--- a/Chess2026_Documentatie.docx
+++ b/Chess2026_Documentatie.docx
@@ -670,6 +670,9 @@
         <w:pStyle w:val="Heading2"/>
       </w:pPr>
       <w:r>
+        <w:rPr>
+          <w:noProof/>
+        </w:rPr>
         <w:drawing>
           <wp:inline distT="0" distB="0" distL="0" distR="0" wp14:anchorId="2D28489C" wp14:editId="7D764356">
             <wp:extent cx="1265030" cy="2712955"/>
@@ -884,12 +887,6 @@
         <w:gridCol w:w="3120"/>
       </w:tblGrid>
       <w:tr>
-        <w:tblPrEx>
-          <w:tblCellMar>
-            <w:top w:w="0" w:type="dxa"/>
-            <w:bottom w:w="0" w:type="dxa"/>
-          </w:tblCellMar>
-        </w:tblPrEx>
         <w:trPr>
           <w:tblHeader/>
         </w:trPr>
@@ -999,12 +996,6 @@
         </w:tc>
       </w:tr>
       <w:tr>
-        <w:tblPrEx>
-          <w:tblCellMar>
-            <w:top w:w="0" w:type="dxa"/>
-            <w:bottom w:w="0" w:type="dxa"/>
-          </w:tblCellMar>
-        </w:tblPrEx>
         <w:tc>
           <w:tcPr>
             <w:tcW w:w="3120" w:type="dxa"/>
@@ -1111,12 +1102,6 @@
         </w:tc>
       </w:tr>
       <w:tr>
-        <w:tblPrEx>
-          <w:tblCellMar>
-            <w:top w:w="0" w:type="dxa"/>
-            <w:bottom w:w="0" w:type="dxa"/>
-          </w:tblCellMar>
-        </w:tblPrEx>
         <w:tc>
           <w:tcPr>
             <w:tcW w:w="3120" w:type="dxa"/>
@@ -1223,12 +1208,6 @@
         </w:tc>
       </w:tr>
       <w:tr>
-        <w:tblPrEx>
-          <w:tblCellMar>
-            <w:top w:w="0" w:type="dxa"/>
-            <w:bottom w:w="0" w:type="dxa"/>
-          </w:tblCellMar>
-        </w:tblPrEx>
         <w:tc>
           <w:tcPr>
             <w:tcW w:w="3120" w:type="dxa"/>
@@ -1353,12 +1332,6 @@
         </w:tc>
       </w:tr>
       <w:tr>
-        <w:tblPrEx>
-          <w:tblCellMar>
-            <w:top w:w="0" w:type="dxa"/>
-            <w:bottom w:w="0" w:type="dxa"/>
-          </w:tblCellMar>
-        </w:tblPrEx>
         <w:tc>
           <w:tcPr>
             <w:tcW w:w="3120" w:type="dxa"/>
@@ -1511,12 +1484,6 @@
         </w:tc>
       </w:tr>
       <w:tr>
-        <w:tblPrEx>
-          <w:tblCellMar>
-            <w:top w:w="0" w:type="dxa"/>
-            <w:bottom w:w="0" w:type="dxa"/>
-          </w:tblCellMar>
-        </w:tblPrEx>
         <w:tc>
           <w:tcPr>
             <w:tcW w:w="3120" w:type="dxa"/>
@@ -1641,12 +1608,6 @@
         </w:tc>
       </w:tr>
       <w:tr>
-        <w:tblPrEx>
-          <w:tblCellMar>
-            <w:top w:w="0" w:type="dxa"/>
-            <w:bottom w:w="0" w:type="dxa"/>
-          </w:tblCellMar>
-        </w:tblPrEx>
         <w:tc>
           <w:tcPr>
             <w:tcW w:w="3120" w:type="dxa"/>
@@ -1779,12 +1740,6 @@
         </w:tc>
       </w:tr>
       <w:tr>
-        <w:tblPrEx>
-          <w:tblCellMar>
-            <w:top w:w="0" w:type="dxa"/>
-            <w:bottom w:w="0" w:type="dxa"/>
-          </w:tblCellMar>
-        </w:tblPrEx>
         <w:tc>
           <w:tcPr>
             <w:tcW w:w="3120" w:type="dxa"/>
@@ -1891,12 +1846,6 @@
         </w:tc>
       </w:tr>
       <w:tr>
-        <w:tblPrEx>
-          <w:tblCellMar>
-            <w:top w:w="0" w:type="dxa"/>
-            <w:bottom w:w="0" w:type="dxa"/>
-          </w:tblCellMar>
-        </w:tblPrEx>
         <w:tc>
           <w:tcPr>
             <w:tcW w:w="3120" w:type="dxa"/>
@@ -2036,12 +1985,6 @@
         <w:gridCol w:w="2340"/>
       </w:tblGrid>
       <w:tr>
-        <w:tblPrEx>
-          <w:tblCellMar>
-            <w:top w:w="0" w:type="dxa"/>
-            <w:bottom w:w="0" w:type="dxa"/>
-          </w:tblCellMar>
-        </w:tblPrEx>
         <w:trPr>
           <w:tblHeader/>
         </w:trPr>
@@ -2171,12 +2114,6 @@
         </w:tc>
       </w:tr>
       <w:tr>
-        <w:tblPrEx>
-          <w:tblCellMar>
-            <w:top w:w="0" w:type="dxa"/>
-            <w:bottom w:w="0" w:type="dxa"/>
-          </w:tblCellMar>
-        </w:tblPrEx>
         <w:tc>
           <w:tcPr>
             <w:tcW w:w="2340" w:type="dxa"/>
@@ -2311,12 +2248,6 @@
         </w:tc>
       </w:tr>
       <w:tr>
-        <w:tblPrEx>
-          <w:tblCellMar>
-            <w:top w:w="0" w:type="dxa"/>
-            <w:bottom w:w="0" w:type="dxa"/>
-          </w:tblCellMar>
-        </w:tblPrEx>
         <w:tc>
           <w:tcPr>
             <w:tcW w:w="2340" w:type="dxa"/>
@@ -2372,6 +2303,7 @@
               <w:t>/</w:t>
             </w:r>
             <w:proofErr w:type="spellStart"/>
+            <w:proofErr w:type="gramStart"/>
             <w:r>
               <w:rPr>
                 <w:color w:val="222222"/>
@@ -2381,6 +2313,7 @@
               <w:t>api</w:t>
             </w:r>
             <w:proofErr w:type="spellEnd"/>
+            <w:proofErr w:type="gramEnd"/>
             <w:r>
               <w:rPr>
                 <w:color w:val="222222"/>
@@ -2469,12 +2402,6 @@
         </w:tc>
       </w:tr>
       <w:tr>
-        <w:tblPrEx>
-          <w:tblCellMar>
-            <w:top w:w="0" w:type="dxa"/>
-            <w:bottom w:w="0" w:type="dxa"/>
-          </w:tblCellMar>
-        </w:tblPrEx>
         <w:tc>
           <w:tcPr>
             <w:tcW w:w="2340" w:type="dxa"/>
@@ -2611,12 +2538,6 @@
         </w:tc>
       </w:tr>
       <w:tr>
-        <w:tblPrEx>
-          <w:tblCellMar>
-            <w:top w:w="0" w:type="dxa"/>
-            <w:bottom w:w="0" w:type="dxa"/>
-          </w:tblCellMar>
-        </w:tblPrEx>
         <w:tc>
           <w:tcPr>
             <w:tcW w:w="2340" w:type="dxa"/>
@@ -2753,12 +2674,6 @@
         </w:tc>
       </w:tr>
       <w:tr>
-        <w:tblPrEx>
-          <w:tblCellMar>
-            <w:top w:w="0" w:type="dxa"/>
-            <w:bottom w:w="0" w:type="dxa"/>
-          </w:tblCellMar>
-        </w:tblPrEx>
         <w:tc>
           <w:tcPr>
             <w:tcW w:w="2340" w:type="dxa"/>
@@ -3035,7 +2950,15 @@
       </w:r>
       <w:proofErr w:type="spellEnd"/>
       <w:r>
-        <w:t xml:space="preserve"> a </w:t>
+        <w:t xml:space="preserve"> </w:t>
+      </w:r>
+      <w:proofErr w:type="gramStart"/>
+      <w:r>
+        <w:t>a</w:t>
+      </w:r>
+      <w:proofErr w:type="gramEnd"/>
+      <w:r>
+        <w:t xml:space="preserve"> </w:t>
       </w:r>
       <w:proofErr w:type="spellStart"/>
       <w:r>
@@ -3382,7 +3305,15 @@
       </w:r>
       <w:proofErr w:type="spellEnd"/>
       <w:r>
-        <w:t xml:space="preserve"> a </w:t>
+        <w:t xml:space="preserve"> </w:t>
+      </w:r>
+      <w:proofErr w:type="gramStart"/>
+      <w:r>
+        <w:t>a</w:t>
+      </w:r>
+      <w:proofErr w:type="gramEnd"/>
+      <w:r>
+        <w:t xml:space="preserve"> </w:t>
       </w:r>
       <w:proofErr w:type="spellStart"/>
       <w:r>
@@ -3848,12 +3779,6 @@
         <w:gridCol w:w="3120"/>
       </w:tblGrid>
       <w:tr>
-        <w:tblPrEx>
-          <w:tblCellMar>
-            <w:top w:w="0" w:type="dxa"/>
-            <w:bottom w:w="0" w:type="dxa"/>
-          </w:tblCellMar>
-        </w:tblPrEx>
         <w:trPr>
           <w:tblHeader/>
         </w:trPr>
@@ -3951,12 +3876,6 @@
         </w:tc>
       </w:tr>
       <w:tr>
-        <w:tblPrEx>
-          <w:tblCellMar>
-            <w:top w:w="0" w:type="dxa"/>
-            <w:bottom w:w="0" w:type="dxa"/>
-          </w:tblCellMar>
-        </w:tblPrEx>
         <w:tc>
           <w:tcPr>
             <w:tcW w:w="3120" w:type="dxa"/>
@@ -4063,12 +3982,6 @@
         </w:tc>
       </w:tr>
       <w:tr>
-        <w:tblPrEx>
-          <w:tblCellMar>
-            <w:top w:w="0" w:type="dxa"/>
-            <w:bottom w:w="0" w:type="dxa"/>
-          </w:tblCellMar>
-        </w:tblPrEx>
         <w:tc>
           <w:tcPr>
             <w:tcW w:w="3120" w:type="dxa"/>
@@ -4205,12 +4118,6 @@
         </w:tc>
       </w:tr>
       <w:tr>
-        <w:tblPrEx>
-          <w:tblCellMar>
-            <w:top w:w="0" w:type="dxa"/>
-            <w:bottom w:w="0" w:type="dxa"/>
-          </w:tblCellMar>
-        </w:tblPrEx>
         <w:tc>
           <w:tcPr>
             <w:tcW w:w="3120" w:type="dxa"/>
@@ -4319,12 +4226,6 @@
         </w:tc>
       </w:tr>
       <w:tr>
-        <w:tblPrEx>
-          <w:tblCellMar>
-            <w:top w:w="0" w:type="dxa"/>
-            <w:bottom w:w="0" w:type="dxa"/>
-          </w:tblCellMar>
-        </w:tblPrEx>
         <w:tc>
           <w:tcPr>
             <w:tcW w:w="3120" w:type="dxa"/>
@@ -4425,12 +4326,6 @@
         </w:tc>
       </w:tr>
       <w:tr>
-        <w:tblPrEx>
-          <w:tblCellMar>
-            <w:top w:w="0" w:type="dxa"/>
-            <w:bottom w:w="0" w:type="dxa"/>
-          </w:tblCellMar>
-        </w:tblPrEx>
         <w:tc>
           <w:tcPr>
             <w:tcW w:w="3120" w:type="dxa"/>
@@ -4549,12 +4444,6 @@
         </w:tc>
       </w:tr>
       <w:tr>
-        <w:tblPrEx>
-          <w:tblCellMar>
-            <w:top w:w="0" w:type="dxa"/>
-            <w:bottom w:w="0" w:type="dxa"/>
-          </w:tblCellMar>
-        </w:tblPrEx>
         <w:tc>
           <w:tcPr>
             <w:tcW w:w="3120" w:type="dxa"/>
@@ -5143,11 +5032,11 @@
       </w:pPr>
       <w:r>
         <w:lastRenderedPageBreak/>
-        <w:t>5. M</w:t>
-      </w:r>
-      <w:proofErr w:type="spellStart"/>
-      <w:r>
-        <w:t>odele</w:t>
+        <w:t xml:space="preserve">5. </w:t>
+      </w:r>
+      <w:proofErr w:type="spellStart"/>
+      <w:r>
+        <w:t>Modele</w:t>
       </w:r>
       <w:proofErr w:type="spellEnd"/>
       <w:r>
@@ -5190,12 +5079,6 @@
         <w:gridCol w:w="3120"/>
       </w:tblGrid>
       <w:tr>
-        <w:tblPrEx>
-          <w:tblCellMar>
-            <w:top w:w="0" w:type="dxa"/>
-            <w:bottom w:w="0" w:type="dxa"/>
-          </w:tblCellMar>
-        </w:tblPrEx>
         <w:trPr>
           <w:tblHeader/>
         </w:trPr>
@@ -5295,12 +5178,6 @@
         </w:tc>
       </w:tr>
       <w:tr>
-        <w:tblPrEx>
-          <w:tblCellMar>
-            <w:top w:w="0" w:type="dxa"/>
-            <w:bottom w:w="0" w:type="dxa"/>
-          </w:tblCellMar>
-        </w:tblPrEx>
         <w:tc>
           <w:tcPr>
             <w:tcW w:w="3120" w:type="dxa"/>
@@ -5417,12 +5294,6 @@
         </w:tc>
       </w:tr>
       <w:tr>
-        <w:tblPrEx>
-          <w:tblCellMar>
-            <w:top w:w="0" w:type="dxa"/>
-            <w:bottom w:w="0" w:type="dxa"/>
-          </w:tblCellMar>
-        </w:tblPrEx>
         <w:tc>
           <w:tcPr>
             <w:tcW w:w="3120" w:type="dxa"/>
@@ -5470,6 +5341,7 @@
           </w:tcPr>
           <w:p>
             <w:proofErr w:type="spellStart"/>
+            <w:proofErr w:type="gramStart"/>
             <w:r>
               <w:rPr>
                 <w:color w:val="222222"/>
@@ -5485,7 +5357,16 @@
                 <w:sz w:val="20"/>
                 <w:szCs w:val="20"/>
               </w:rPr>
-              <w:t>?[8,8]</w:t>
+              <w:t>?[</w:t>
+            </w:r>
+            <w:proofErr w:type="gramEnd"/>
+            <w:r>
+              <w:rPr>
+                <w:color w:val="222222"/>
+                <w:sz w:val="20"/>
+                <w:szCs w:val="20"/>
+              </w:rPr>
+              <w:t>8,8]</w:t>
             </w:r>
           </w:p>
         </w:tc>
@@ -5539,12 +5420,6 @@
         </w:tc>
       </w:tr>
       <w:tr>
-        <w:tblPrEx>
-          <w:tblCellMar>
-            <w:top w:w="0" w:type="dxa"/>
-            <w:bottom w:w="0" w:type="dxa"/>
-          </w:tblCellMar>
-        </w:tblPrEx>
         <w:tc>
           <w:tcPr>
             <w:tcW w:w="3120" w:type="dxa"/>
@@ -5653,12 +5528,6 @@
         </w:tc>
       </w:tr>
       <w:tr>
-        <w:tblPrEx>
-          <w:tblCellMar>
-            <w:top w:w="0" w:type="dxa"/>
-            <w:bottom w:w="0" w:type="dxa"/>
-          </w:tblCellMar>
-        </w:tblPrEx>
         <w:tc>
           <w:tcPr>
             <w:tcW w:w="3120" w:type="dxa"/>
@@ -5803,12 +5672,6 @@
         </w:tc>
       </w:tr>
       <w:tr>
-        <w:tblPrEx>
-          <w:tblCellMar>
-            <w:top w:w="0" w:type="dxa"/>
-            <w:bottom w:w="0" w:type="dxa"/>
-          </w:tblCellMar>
-        </w:tblPrEx>
         <w:tc>
           <w:tcPr>
             <w:tcW w:w="3120" w:type="dxa"/>
@@ -5917,12 +5780,6 @@
         </w:tc>
       </w:tr>
       <w:tr>
-        <w:tblPrEx>
-          <w:tblCellMar>
-            <w:top w:w="0" w:type="dxa"/>
-            <w:bottom w:w="0" w:type="dxa"/>
-          </w:tblCellMar>
-        </w:tblPrEx>
         <w:tc>
           <w:tcPr>
             <w:tcW w:w="3120" w:type="dxa"/>
@@ -6103,12 +5960,6 @@
         <w:gridCol w:w="3120"/>
       </w:tblGrid>
       <w:tr>
-        <w:tblPrEx>
-          <w:tblCellMar>
-            <w:top w:w="0" w:type="dxa"/>
-            <w:bottom w:w="0" w:type="dxa"/>
-          </w:tblCellMar>
-        </w:tblPrEx>
         <w:trPr>
           <w:tblHeader/>
         </w:trPr>
@@ -6208,12 +6059,6 @@
         </w:tc>
       </w:tr>
       <w:tr>
-        <w:tblPrEx>
-          <w:tblCellMar>
-            <w:top w:w="0" w:type="dxa"/>
-            <w:bottom w:w="0" w:type="dxa"/>
-          </w:tblCellMar>
-        </w:tblPrEx>
         <w:tc>
           <w:tcPr>
             <w:tcW w:w="3120" w:type="dxa"/>
@@ -6328,12 +6173,6 @@
         </w:tc>
       </w:tr>
       <w:tr>
-        <w:tblPrEx>
-          <w:tblCellMar>
-            <w:top w:w="0" w:type="dxa"/>
-            <w:bottom w:w="0" w:type="dxa"/>
-          </w:tblCellMar>
-        </w:tblPrEx>
         <w:tc>
           <w:tcPr>
             <w:tcW w:w="3120" w:type="dxa"/>
@@ -6466,12 +6305,6 @@
         </w:tc>
       </w:tr>
       <w:tr>
-        <w:tblPrEx>
-          <w:tblCellMar>
-            <w:top w:w="0" w:type="dxa"/>
-            <w:bottom w:w="0" w:type="dxa"/>
-          </w:tblCellMar>
-        </w:tblPrEx>
         <w:tc>
           <w:tcPr>
             <w:tcW w:w="3120" w:type="dxa"/>
@@ -6586,12 +6419,6 @@
         </w:tc>
       </w:tr>
       <w:tr>
-        <w:tblPrEx>
-          <w:tblCellMar>
-            <w:top w:w="0" w:type="dxa"/>
-            <w:bottom w:w="0" w:type="dxa"/>
-          </w:tblCellMar>
-        </w:tblPrEx>
         <w:tc>
           <w:tcPr>
             <w:tcW w:w="3120" w:type="dxa"/>
@@ -6845,10 +6672,12 @@
         <w:t xml:space="preserve"> in </w:t>
       </w:r>
       <w:proofErr w:type="spellStart"/>
+      <w:proofErr w:type="gramStart"/>
       <w:r>
         <w:t>appsettings.json</w:t>
       </w:r>
       <w:proofErr w:type="spellEnd"/>
+      <w:proofErr w:type="gramEnd"/>
       <w:r>
         <w:t xml:space="preserve"> </w:t>
       </w:r>
@@ -7064,11 +6893,11 @@
       </w:pPr>
       <w:r>
         <w:lastRenderedPageBreak/>
-        <w:t>7. I</w:t>
-      </w:r>
-      <w:proofErr w:type="spellStart"/>
-      <w:r>
-        <w:t>nstalare</w:t>
+        <w:t xml:space="preserve">7. </w:t>
+      </w:r>
+      <w:proofErr w:type="spellStart"/>
+      <w:r>
+        <w:t>Instalare</w:t>
       </w:r>
       <w:proofErr w:type="spellEnd"/>
       <w:r>
@@ -7194,10 +7023,7 @@
         <w:pStyle w:val="Heading2"/>
       </w:pPr>
       <w:r>
-        <w:t>Pasi</w:t>
-      </w:r>
-      <w:r>
-        <w:t xml:space="preserve"> </w:t>
+        <w:t xml:space="preserve">Pasi </w:t>
       </w:r>
       <w:proofErr w:type="spellStart"/>
       <w:r>
@@ -8081,13 +7907,7 @@
       </w:r>
       <w:proofErr w:type="spellEnd"/>
       <w:r>
-        <w:t xml:space="preserve"> backend-ul din </w:t>
-      </w:r>
-      <w:r>
-        <w:t>IDE</w:t>
-      </w:r>
-      <w:r>
-        <w:t xml:space="preserve"> </w:t>
+        <w:t xml:space="preserve"> backend-ul din IDE </w:t>
       </w:r>
       <w:proofErr w:type="spellStart"/>
       <w:r>
@@ -8095,10 +7915,7 @@
       </w:r>
       <w:proofErr w:type="spellEnd"/>
       <w:r>
-        <w:t xml:space="preserve"> in terminal: </w:t>
-      </w:r>
-      <w:r>
-        <w:t xml:space="preserve">cd </w:t>
+        <w:t xml:space="preserve"> in terminal: cd </w:t>
       </w:r>
       <w:proofErr w:type="spellStart"/>
       <w:r>
@@ -8135,10 +7952,12 @@
         <w:t xml:space="preserve">: cd </w:t>
       </w:r>
       <w:proofErr w:type="spellStart"/>
+      <w:proofErr w:type="gramStart"/>
       <w:r>
         <w:t>chessapp.client</w:t>
       </w:r>
       <w:proofErr w:type="spellEnd"/>
+      <w:proofErr w:type="gramEnd"/>
       <w:r>
         <w:t xml:space="preserve"> &amp;&amp; </w:t>
       </w:r>
@@ -8454,15 +8273,7 @@
       </w:r>
       <w:proofErr w:type="spellEnd"/>
       <w:r>
-        <w:t xml:space="preserve"> </w:t>
-      </w:r>
-      <w:proofErr w:type="spellStart"/>
-      <w:r>
-        <w:t>si</w:t>
-      </w:r>
-      <w:proofErr w:type="spellEnd"/>
-      <w:r>
-        <w:t xml:space="preserve"> </w:t>
+        <w:t xml:space="preserve"> si </w:t>
       </w:r>
       <w:proofErr w:type="spellStart"/>
       <w:r>
@@ -9144,12 +8955,6 @@
         <w:gridCol w:w="4680"/>
       </w:tblGrid>
       <w:tr>
-        <w:tblPrEx>
-          <w:tblCellMar>
-            <w:top w:w="0" w:type="dxa"/>
-            <w:bottom w:w="0" w:type="dxa"/>
-          </w:tblCellMar>
-        </w:tblPrEx>
         <w:trPr>
           <w:tblHeader/>
         </w:trPr>
@@ -9217,12 +9022,6 @@
         </w:tc>
       </w:tr>
       <w:tr>
-        <w:tblPrEx>
-          <w:tblCellMar>
-            <w:top w:w="0" w:type="dxa"/>
-            <w:bottom w:w="0" w:type="dxa"/>
-          </w:tblCellMar>
-        </w:tblPrEx>
         <w:tc>
           <w:tcPr>
             <w:tcW w:w="4680" w:type="dxa"/>
@@ -9391,12 +9190,6 @@
         </w:tc>
       </w:tr>
       <w:tr>
-        <w:tblPrEx>
-          <w:tblCellMar>
-            <w:top w:w="0" w:type="dxa"/>
-            <w:bottom w:w="0" w:type="dxa"/>
-          </w:tblCellMar>
-        </w:tblPrEx>
         <w:tc>
           <w:tcPr>
             <w:tcW w:w="4680" w:type="dxa"/>
@@ -9511,12 +9304,6 @@
         </w:tc>
       </w:tr>
       <w:tr>
-        <w:tblPrEx>
-          <w:tblCellMar>
-            <w:top w:w="0" w:type="dxa"/>
-            <w:bottom w:w="0" w:type="dxa"/>
-          </w:tblCellMar>
-        </w:tblPrEx>
         <w:tc>
           <w:tcPr>
             <w:tcW w:w="4680" w:type="dxa"/>
@@ -9631,12 +9418,6 @@
         </w:tc>
       </w:tr>
       <w:tr>
-        <w:tblPrEx>
-          <w:tblCellMar>
-            <w:top w:w="0" w:type="dxa"/>
-            <w:bottom w:w="0" w:type="dxa"/>
-          </w:tblCellMar>
-        </w:tblPrEx>
         <w:tc>
           <w:tcPr>
             <w:tcW w:w="4680" w:type="dxa"/>
@@ -9751,12 +9532,6 @@
         </w:tc>
       </w:tr>
       <w:tr>
-        <w:tblPrEx>
-          <w:tblCellMar>
-            <w:top w:w="0" w:type="dxa"/>
-            <w:bottom w:w="0" w:type="dxa"/>
-          </w:tblCellMar>
-        </w:tblPrEx>
         <w:tc>
           <w:tcPr>
             <w:tcW w:w="4680" w:type="dxa"/>
@@ -9995,12 +9770,6 @@
         </w:tc>
       </w:tr>
       <w:tr>
-        <w:tblPrEx>
-          <w:tblCellMar>
-            <w:top w:w="0" w:type="dxa"/>
-            <w:bottom w:w="0" w:type="dxa"/>
-          </w:tblCellMar>
-        </w:tblPrEx>
         <w:tc>
           <w:tcPr>
             <w:tcW w:w="4680" w:type="dxa"/>
@@ -10177,12 +9946,6 @@
         </w:tc>
       </w:tr>
       <w:tr>
-        <w:tblPrEx>
-          <w:tblCellMar>
-            <w:top w:w="0" w:type="dxa"/>
-            <w:bottom w:w="0" w:type="dxa"/>
-          </w:tblCellMar>
-        </w:tblPrEx>
         <w:tc>
           <w:tcPr>
             <w:tcW w:w="4680" w:type="dxa"/>
@@ -10255,25 +10018,15 @@
                 <w:sz w:val="20"/>
                 <w:szCs w:val="20"/>
               </w:rPr>
-              <w:t xml:space="preserve"> mare </w:t>
-            </w:r>
-            <w:proofErr w:type="spellStart"/>
-            <w:r>
-              <w:rPr>
-                <w:color w:val="222222"/>
-                <w:sz w:val="20"/>
-                <w:szCs w:val="20"/>
-              </w:rPr>
-              <w:t>rocada</w:t>
-            </w:r>
-            <w:proofErr w:type="spellEnd"/>
-            <w:r>
-              <w:rPr>
-                <w:color w:val="222222"/>
-                <w:sz w:val="20"/>
-                <w:szCs w:val="20"/>
-              </w:rPr>
-              <w:t xml:space="preserve"> </w:t>
+              <w:t xml:space="preserve"> mare</w:t>
+            </w:r>
+            <w:r>
+              <w:rPr>
+                <w:color w:val="222222"/>
+                <w:sz w:val="20"/>
+                <w:szCs w:val="20"/>
+              </w:rPr>
+              <w:t xml:space="preserve">, </w:t>
             </w:r>
             <w:proofErr w:type="spellStart"/>
             <w:r>
@@ -10343,12 +10096,6 @@
         </w:tc>
       </w:tr>
       <w:tr>
-        <w:tblPrEx>
-          <w:tblCellMar>
-            <w:top w:w="0" w:type="dxa"/>
-            <w:bottom w:w="0" w:type="dxa"/>
-          </w:tblCellMar>
-        </w:tblPrEx>
         <w:tc>
           <w:tcPr>
             <w:tcW w:w="4680" w:type="dxa"/>
@@ -10569,7 +10316,7 @@
       </w:r>
       <w:proofErr w:type="spellEnd"/>
       <w:r>
-        <w:t xml:space="preserve"> (implicit 10 minute)</w:t>
+        <w:t xml:space="preserve"> </w:t>
       </w:r>
     </w:p>
     <w:p>
@@ -10924,7 +10671,15 @@
       </w:r>
       <w:proofErr w:type="spellEnd"/>
       <w:r>
-        <w:t xml:space="preserve"> a </w:t>
+        <w:t xml:space="preserve"> </w:t>
+      </w:r>
+      <w:proofErr w:type="gramStart"/>
+      <w:r>
+        <w:t>a</w:t>
+      </w:r>
+      <w:proofErr w:type="gramEnd"/>
+      <w:r>
+        <w:t xml:space="preserve"> </w:t>
       </w:r>
       <w:proofErr w:type="spellStart"/>
       <w:r>
@@ -11216,15 +10971,13 @@
       </w:r>
       <w:proofErr w:type="spellEnd"/>
       <w:r>
-        <w:t xml:space="preserve"> natural (ex: 'muta </w:t>
-      </w:r>
-      <w:proofErr w:type="spellStart"/>
-      <w:r>
-        <w:t>pionul</w:t>
-      </w:r>
-      <w:proofErr w:type="spellEnd"/>
-      <w:r>
-        <w:t xml:space="preserve"> la e4')</w:t>
+        <w:t xml:space="preserve"> natural (ex: </w:t>
+      </w:r>
+      <w:r>
+        <w:t xml:space="preserve">‘move pawn to </w:t>
+      </w:r>
+      <w:r>
+        <w:t>e4')</w:t>
       </w:r>
     </w:p>
     <w:p>
@@ -11455,11 +11208,11 @@
         <w:pStyle w:val="Heading1"/>
       </w:pPr>
       <w:r>
-        <w:t>3. I</w:t>
-      </w:r>
-      <w:proofErr w:type="spellStart"/>
-      <w:r>
-        <w:t>nterfata</w:t>
+        <w:t xml:space="preserve">3. </w:t>
+      </w:r>
+      <w:proofErr w:type="spellStart"/>
+      <w:r>
+        <w:t>Interfata</w:t>
       </w:r>
       <w:proofErr w:type="spellEnd"/>
       <w:r>
@@ -11783,12 +11536,6 @@
         <w:gridCol w:w="4680"/>
       </w:tblGrid>
       <w:tr>
-        <w:tblPrEx>
-          <w:tblCellMar>
-            <w:top w:w="0" w:type="dxa"/>
-            <w:bottom w:w="0" w:type="dxa"/>
-          </w:tblCellMar>
-        </w:tblPrEx>
         <w:trPr>
           <w:tblHeader/>
         </w:trPr>
@@ -11856,12 +11603,6 @@
         </w:tc>
       </w:tr>
       <w:tr>
-        <w:tblPrEx>
-          <w:tblCellMar>
-            <w:top w:w="0" w:type="dxa"/>
-            <w:bottom w:w="0" w:type="dxa"/>
-          </w:tblCellMar>
-        </w:tblPrEx>
         <w:tc>
           <w:tcPr>
             <w:tcW w:w="4680" w:type="dxa"/>
@@ -11996,12 +11737,6 @@
         </w:tc>
       </w:tr>
       <w:tr>
-        <w:tblPrEx>
-          <w:tblCellMar>
-            <w:top w:w="0" w:type="dxa"/>
-            <w:bottom w:w="0" w:type="dxa"/>
-          </w:tblCellMar>
-        </w:tblPrEx>
         <w:tc>
           <w:tcPr>
             <w:tcW w:w="4680" w:type="dxa"/>
@@ -12134,12 +11869,6 @@
         </w:tc>
       </w:tr>
       <w:tr>
-        <w:tblPrEx>
-          <w:tblCellMar>
-            <w:top w:w="0" w:type="dxa"/>
-            <w:bottom w:w="0" w:type="dxa"/>
-          </w:tblCellMar>
-        </w:tblPrEx>
         <w:tc>
           <w:tcPr>
             <w:tcW w:w="4680" w:type="dxa"/>
@@ -12246,12 +11975,6 @@
         </w:tc>
       </w:tr>
       <w:tr>
-        <w:tblPrEx>
-          <w:tblCellMar>
-            <w:top w:w="0" w:type="dxa"/>
-            <w:bottom w:w="0" w:type="dxa"/>
-          </w:tblCellMar>
-        </w:tblPrEx>
         <w:tc>
           <w:tcPr>
             <w:tcW w:w="4680" w:type="dxa"/>
@@ -12358,12 +12081,6 @@
         </w:tc>
       </w:tr>
       <w:tr>
-        <w:tblPrEx>
-          <w:tblCellMar>
-            <w:top w:w="0" w:type="dxa"/>
-            <w:bottom w:w="0" w:type="dxa"/>
-          </w:tblCellMar>
-        </w:tblPrEx>
         <w:tc>
           <w:tcPr>
             <w:tcW w:w="4680" w:type="dxa"/>
@@ -12486,12 +12203,6 @@
         </w:tc>
       </w:tr>
       <w:tr>
-        <w:tblPrEx>
-          <w:tblCellMar>
-            <w:top w:w="0" w:type="dxa"/>
-            <w:bottom w:w="0" w:type="dxa"/>
-          </w:tblCellMar>
-        </w:tblPrEx>
         <w:tc>
           <w:tcPr>
             <w:tcW w:w="4680" w:type="dxa"/>
@@ -12568,12 +12279,6 @@
         </w:tc>
       </w:tr>
       <w:tr>
-        <w:tblPrEx>
-          <w:tblCellMar>
-            <w:top w:w="0" w:type="dxa"/>
-            <w:bottom w:w="0" w:type="dxa"/>
-          </w:tblCellMar>
-        </w:tblPrEx>
         <w:tc>
           <w:tcPr>
             <w:tcW w:w="4680" w:type="dxa"/>
@@ -12660,12 +12365,6 @@
         </w:tc>
       </w:tr>
       <w:tr>
-        <w:tblPrEx>
-          <w:tblCellMar>
-            <w:top w:w="0" w:type="dxa"/>
-            <w:bottom w:w="0" w:type="dxa"/>
-          </w:tblCellMar>
-        </w:tblPrEx>
         <w:tc>
           <w:tcPr>
             <w:tcW w:w="4680" w:type="dxa"/>
@@ -12790,12 +12489,6 @@
         </w:tc>
       </w:tr>
       <w:tr>
-        <w:tblPrEx>
-          <w:tblCellMar>
-            <w:top w:w="0" w:type="dxa"/>
-            <w:bottom w:w="0" w:type="dxa"/>
-          </w:tblCellMar>
-        </w:tblPrEx>
         <w:tc>
           <w:tcPr>
             <w:tcW w:w="4680" w:type="dxa"/>
@@ -14856,6 +14549,7 @@
   <w:style w:type="character" w:default="1" w:styleId="DefaultParagraphFont">
     <w:name w:val="Default Paragraph Font"/>
     <w:uiPriority w:val="1"/>
+    <w:semiHidden/>
     <w:unhideWhenUsed/>
   </w:style>
   <w:style w:type="table" w:default="1" w:styleId="TableNormal">
